--- a/기업/인사·노무/재택근무 신청서.docx
+++ b/기업/인사·노무/재택근무 신청서.docx
@@ -4,7 +4,7 @@
   <w:body>
     <w:p>
       <w:pPr>
-        <w:spacing w:after="29" w:before="0" w:line="312" w:lineRule="auto"/>
+        <w:spacing w:after="37" w:before="0" w:line="312" w:lineRule="auto"/>
         <w:jc w:val="center"/>
       </w:pPr>
       <w:r>
@@ -19,7 +19,7 @@
     </w:p>
     <w:p>
       <w:pPr>
-        <w:spacing w:after="72" w:before="0" w:line="312" w:lineRule="auto"/>
+        <w:spacing w:after="92" w:before="0" w:line="312" w:lineRule="auto"/>
         <w:jc w:val="left"/>
         <w:pBdr>
           <w:bottom w:val="single" w:sz="14" w:space="2" w:color="24384F"/>
@@ -51,7 +51,7 @@
       </w:tblGrid>
       <w:tr>
         <w:trPr>
-          <w:trHeight w:val="326" w:hRule="atLeast"/>
+          <w:trHeight w:val="417" w:hRule="atLeast"/>
         </w:trPr>
         <w:tc>
           <w:tcPr>
@@ -221,7 +221,7 @@
       </w:tr>
       <w:tr>
         <w:trPr>
-          <w:trHeight w:val="326" w:hRule="atLeast"/>
+          <w:trHeight w:val="417" w:hRule="atLeast"/>
         </w:trPr>
         <w:tc>
           <w:tcPr>
@@ -392,7 +392,7 @@
     </w:tbl>
     <w:p>
       <w:pPr>
-        <w:spacing w:after="29" w:before="0" w:line="312" w:lineRule="auto"/>
+        <w:spacing w:after="37" w:before="0" w:line="312" w:lineRule="auto"/>
         <w:jc w:val="left"/>
       </w:pPr>
       <w:r>
@@ -405,7 +405,7 @@
     </w:p>
     <w:p>
       <w:pPr>
-        <w:spacing w:after="29" w:before="58" w:line="312" w:lineRule="auto"/>
+        <w:spacing w:after="37" w:before="74" w:line="312" w:lineRule="auto"/>
         <w:jc w:val="left"/>
         <w:pBdr>
           <w:bottom w:val="single" w:sz="6" w:space="2" w:color="C9D2DD"/>
@@ -446,7 +446,7 @@
       </w:tblGrid>
       <w:tr>
         <w:trPr>
-          <w:trHeight w:val="326" w:hRule="atLeast"/>
+          <w:trHeight w:val="417" w:hRule="atLeast"/>
         </w:trPr>
         <w:tc>
           <w:tcPr>
@@ -508,7 +508,7 @@
       </w:tr>
       <w:tr>
         <w:trPr>
-          <w:trHeight w:val="326" w:hRule="atLeast"/>
+          <w:trHeight w:val="417" w:hRule="atLeast"/>
         </w:trPr>
         <w:tc>
           <w:tcPr>
@@ -625,7 +625,7 @@
       </w:tr>
       <w:tr>
         <w:trPr>
-          <w:trHeight w:val="326" w:hRule="atLeast"/>
+          <w:trHeight w:val="417" w:hRule="atLeast"/>
         </w:trPr>
         <w:tc>
           <w:tcPr>
@@ -686,7 +686,7 @@
       </w:tr>
       <w:tr>
         <w:trPr>
-          <w:trHeight w:val="326" w:hRule="atLeast"/>
+          <w:trHeight w:val="417" w:hRule="atLeast"/>
         </w:trPr>
         <w:tc>
           <w:tcPr>
@@ -802,7 +802,7 @@
     </w:tbl>
     <w:p>
       <w:pPr>
-        <w:spacing w:after="29" w:before="0" w:line="312" w:lineRule="auto"/>
+        <w:spacing w:after="37" w:before="0" w:line="312" w:lineRule="auto"/>
         <w:jc w:val="left"/>
       </w:pPr>
       <w:r>
@@ -815,7 +815,7 @@
     </w:p>
     <w:p>
       <w:pPr>
-        <w:spacing w:after="29" w:before="58" w:line="312" w:lineRule="auto"/>
+        <w:spacing w:after="37" w:before="74" w:line="312" w:lineRule="auto"/>
         <w:jc w:val="left"/>
         <w:pBdr>
           <w:bottom w:val="single" w:sz="6" w:space="2" w:color="C9D2DD"/>
@@ -857,7 +857,7 @@
       </w:tblGrid>
       <w:tr>
         <w:trPr>
-          <w:trHeight w:val="326" w:hRule="atLeast"/>
+          <w:trHeight w:val="417" w:hRule="atLeast"/>
         </w:trPr>
         <w:tc>
           <w:tcPr>
@@ -1007,7 +1007,7 @@
       </w:tr>
       <w:tr>
         <w:trPr>
-          <w:trHeight w:val="326" w:hRule="atLeast"/>
+          <w:trHeight w:val="417" w:hRule="atLeast"/>
         </w:trPr>
         <w:tc>
           <w:tcPr>
@@ -1023,7 +1023,7 @@
           <w:p>
             <w:pPr>
               <w:spacing w:after="0" w:line="312" w:lineRule="auto"/>
-              <w:jc w:val="left"/>
+              <w:jc w:val="center"/>
             </w:pPr>
             <w:r/>
             <w:r>
@@ -1049,7 +1049,7 @@
           <w:p>
             <w:pPr>
               <w:spacing w:after="0" w:line="312" w:lineRule="auto"/>
-              <w:jc w:val="left"/>
+              <w:jc w:val="center"/>
             </w:pPr>
             <w:r/>
             <w:r>
@@ -1075,7 +1075,7 @@
           <w:p>
             <w:pPr>
               <w:spacing w:after="0" w:line="312" w:lineRule="auto"/>
-              <w:jc w:val="left"/>
+              <w:jc w:val="center"/>
             </w:pPr>
             <w:r/>
             <w:r>
@@ -1101,7 +1101,7 @@
           <w:p>
             <w:pPr>
               <w:spacing w:after="0" w:line="312" w:lineRule="auto"/>
-              <w:jc w:val="left"/>
+              <w:jc w:val="center"/>
             </w:pPr>
             <w:r/>
             <w:r>
@@ -1127,7 +1127,7 @@
           <w:p>
             <w:pPr>
               <w:spacing w:after="0" w:line="312" w:lineRule="auto"/>
-              <w:jc w:val="left"/>
+              <w:jc w:val="center"/>
             </w:pPr>
             <w:r/>
             <w:r>
@@ -1142,7 +1142,7 @@
       </w:tr>
       <w:tr>
         <w:trPr>
-          <w:trHeight w:val="326" w:hRule="atLeast"/>
+          <w:trHeight w:val="417" w:hRule="atLeast"/>
         </w:trPr>
         <w:tc>
           <w:tcPr>
@@ -1158,7 +1158,7 @@
           <w:p>
             <w:pPr>
               <w:spacing w:after="0" w:line="312" w:lineRule="auto"/>
-              <w:jc w:val="left"/>
+              <w:jc w:val="center"/>
             </w:pPr>
             <w:r/>
             <w:r>
@@ -1184,7 +1184,7 @@
           <w:p>
             <w:pPr>
               <w:spacing w:after="0" w:line="312" w:lineRule="auto"/>
-              <w:jc w:val="left"/>
+              <w:jc w:val="center"/>
             </w:pPr>
             <w:r/>
             <w:r>
@@ -1210,7 +1210,7 @@
           <w:p>
             <w:pPr>
               <w:spacing w:after="0" w:line="312" w:lineRule="auto"/>
-              <w:jc w:val="left"/>
+              <w:jc w:val="center"/>
             </w:pPr>
             <w:r/>
             <w:r>
@@ -1236,7 +1236,7 @@
           <w:p>
             <w:pPr>
               <w:spacing w:after="0" w:line="312" w:lineRule="auto"/>
-              <w:jc w:val="left"/>
+              <w:jc w:val="center"/>
             </w:pPr>
             <w:r/>
             <w:r>
@@ -1262,7 +1262,7 @@
           <w:p>
             <w:pPr>
               <w:spacing w:after="0" w:line="312" w:lineRule="auto"/>
-              <w:jc w:val="left"/>
+              <w:jc w:val="center"/>
             </w:pPr>
             <w:r/>
             <w:r>
@@ -1277,7 +1277,7 @@
       </w:tr>
       <w:tr>
         <w:trPr>
-          <w:trHeight w:val="326" w:hRule="atLeast"/>
+          <w:trHeight w:val="417" w:hRule="atLeast"/>
         </w:trPr>
         <w:tc>
           <w:tcPr>
@@ -1293,7 +1293,7 @@
           <w:p>
             <w:pPr>
               <w:spacing w:after="0" w:line="312" w:lineRule="auto"/>
-              <w:jc w:val="left"/>
+              <w:jc w:val="center"/>
             </w:pPr>
             <w:r/>
             <w:r>
@@ -1319,7 +1319,7 @@
           <w:p>
             <w:pPr>
               <w:spacing w:after="0" w:line="312" w:lineRule="auto"/>
-              <w:jc w:val="left"/>
+              <w:jc w:val="center"/>
             </w:pPr>
             <w:r/>
             <w:r>
@@ -1345,7 +1345,7 @@
           <w:p>
             <w:pPr>
               <w:spacing w:after="0" w:line="312" w:lineRule="auto"/>
-              <w:jc w:val="left"/>
+              <w:jc w:val="center"/>
             </w:pPr>
             <w:r/>
             <w:r>
@@ -1371,7 +1371,7 @@
           <w:p>
             <w:pPr>
               <w:spacing w:after="0" w:line="312" w:lineRule="auto"/>
-              <w:jc w:val="left"/>
+              <w:jc w:val="center"/>
             </w:pPr>
             <w:r/>
             <w:r>
@@ -1397,7 +1397,7 @@
           <w:p>
             <w:pPr>
               <w:spacing w:after="0" w:line="312" w:lineRule="auto"/>
-              <w:jc w:val="left"/>
+              <w:jc w:val="center"/>
             </w:pPr>
             <w:r/>
             <w:r>
@@ -1412,7 +1412,7 @@
       </w:tr>
       <w:tr>
         <w:trPr>
-          <w:trHeight w:val="326" w:hRule="atLeast"/>
+          <w:trHeight w:val="417" w:hRule="atLeast"/>
         </w:trPr>
         <w:tc>
           <w:tcPr>
@@ -1428,7 +1428,7 @@
           <w:p>
             <w:pPr>
               <w:spacing w:after="0" w:line="312" w:lineRule="auto"/>
-              <w:jc w:val="left"/>
+              <w:jc w:val="center"/>
             </w:pPr>
             <w:r/>
             <w:r>
@@ -1454,7 +1454,7 @@
           <w:p>
             <w:pPr>
               <w:spacing w:after="0" w:line="312" w:lineRule="auto"/>
-              <w:jc w:val="left"/>
+              <w:jc w:val="center"/>
             </w:pPr>
             <w:r/>
             <w:r>
@@ -1480,7 +1480,7 @@
           <w:p>
             <w:pPr>
               <w:spacing w:after="0" w:line="312" w:lineRule="auto"/>
-              <w:jc w:val="left"/>
+              <w:jc w:val="center"/>
             </w:pPr>
             <w:r/>
             <w:r>
@@ -1506,7 +1506,7 @@
           <w:p>
             <w:pPr>
               <w:spacing w:after="0" w:line="312" w:lineRule="auto"/>
-              <w:jc w:val="left"/>
+              <w:jc w:val="center"/>
             </w:pPr>
             <w:r/>
             <w:r>
@@ -1532,7 +1532,7 @@
           <w:p>
             <w:pPr>
               <w:spacing w:after="0" w:line="312" w:lineRule="auto"/>
-              <w:jc w:val="left"/>
+              <w:jc w:val="center"/>
             </w:pPr>
             <w:r/>
             <w:r>
@@ -1548,7 +1548,7 @@
     </w:tbl>
     <w:p>
       <w:pPr>
-        <w:spacing w:after="29" w:before="0" w:line="312" w:lineRule="auto"/>
+        <w:spacing w:after="37" w:before="0" w:line="312" w:lineRule="auto"/>
         <w:jc w:val="left"/>
       </w:pPr>
       <w:r>
@@ -1561,7 +1561,7 @@
     </w:p>
     <w:p>
       <w:pPr>
-        <w:spacing w:after="29" w:before="58" w:line="312" w:lineRule="auto"/>
+        <w:spacing w:after="37" w:before="74" w:line="312" w:lineRule="auto"/>
         <w:jc w:val="left"/>
         <w:pBdr>
           <w:bottom w:val="single" w:sz="6" w:space="2" w:color="C9D2DD"/>
@@ -1602,7 +1602,7 @@
       </w:tblGrid>
       <w:tr>
         <w:trPr>
-          <w:trHeight w:val="326" w:hRule="atLeast"/>
+          <w:trHeight w:val="417" w:hRule="atLeast"/>
         </w:trPr>
         <w:tc>
           <w:tcPr>
@@ -1719,7 +1719,7 @@
       </w:tr>
       <w:tr>
         <w:trPr>
-          <w:trHeight w:val="326" w:hRule="atLeast"/>
+          <w:trHeight w:val="417" w:hRule="atLeast"/>
         </w:trPr>
         <w:tc>
           <w:tcPr>
@@ -1837,7 +1837,7 @@
     </w:tbl>
     <w:p>
       <w:pPr>
-        <w:spacing w:after="29" w:before="0" w:line="312" w:lineRule="auto"/>
+        <w:spacing w:after="37" w:before="0" w:line="312" w:lineRule="auto"/>
         <w:jc w:val="left"/>
       </w:pPr>
       <w:r>
@@ -1850,7 +1850,7 @@
     </w:p>
     <w:p>
       <w:pPr>
-        <w:spacing w:after="29" w:before="0" w:line="312" w:lineRule="auto"/>
+        <w:spacing w:after="37" w:before="0" w:line="312" w:lineRule="auto"/>
         <w:ind w:left="170"/>
         <w:jc w:val="left"/>
       </w:pPr>
@@ -1865,7 +1865,7 @@
     </w:p>
     <w:p>
       <w:pPr>
-        <w:spacing w:after="29" w:before="0" w:line="312" w:lineRule="auto"/>
+        <w:spacing w:after="37" w:before="0" w:line="312" w:lineRule="auto"/>
         <w:ind w:left="170"/>
         <w:jc w:val="left"/>
       </w:pPr>
@@ -1880,7 +1880,7 @@
     </w:p>
     <w:p>
       <w:pPr>
-        <w:spacing w:after="29" w:before="0" w:line="312" w:lineRule="auto"/>
+        <w:spacing w:after="37" w:before="0" w:line="312" w:lineRule="auto"/>
         <w:ind w:left="170"/>
         <w:jc w:val="left"/>
       </w:pPr>
@@ -1895,7 +1895,7 @@
     </w:p>
     <w:p>
       <w:pPr>
-        <w:spacing w:after="58" w:before="0" w:line="312" w:lineRule="auto"/>
+        <w:spacing w:after="74" w:before="0" w:line="312" w:lineRule="auto"/>
         <w:jc w:val="center"/>
       </w:pPr>
       <w:r>
@@ -1909,7 +1909,7 @@
     </w:p>
     <w:p>
       <w:pPr>
-        <w:spacing w:after="58" w:before="58" w:line="312" w:lineRule="auto"/>
+        <w:spacing w:after="74" w:before="74" w:line="312" w:lineRule="auto"/>
         <w:jc w:val="center"/>
       </w:pPr>
       <w:r>
@@ -1923,7 +1923,7 @@
     </w:p>
     <w:p>
       <w:pPr>
-        <w:spacing w:after="58" w:before="0" w:line="312" w:lineRule="auto"/>
+        <w:spacing w:after="74" w:before="0" w:line="312" w:lineRule="auto"/>
         <w:jc w:val="right"/>
       </w:pPr>
       <w:r>
@@ -1937,7 +1937,7 @@
     </w:p>
     <w:p>
       <w:pPr>
-        <w:spacing w:after="29" w:before="58" w:line="312" w:lineRule="auto"/>
+        <w:spacing w:after="37" w:before="74" w:line="312" w:lineRule="auto"/>
         <w:jc w:val="left"/>
         <w:pBdr>
           <w:bottom w:val="single" w:sz="6" w:space="2" w:color="C9D2DD"/>
@@ -1979,7 +1979,7 @@
       </w:tblGrid>
       <w:tr>
         <w:trPr>
-          <w:trHeight w:val="653" w:hRule="atLeast"/>
+          <w:trHeight w:val="834" w:hRule="atLeast"/>
         </w:trPr>
         <w:tc>
           <w:tcPr>
@@ -2121,7 +2121,7 @@
       </w:tr>
       <w:tr>
         <w:trPr>
-          <w:trHeight w:val="653" w:hRule="atLeast"/>
+          <w:trHeight w:val="834" w:hRule="atLeast"/>
         </w:trPr>
         <w:tc>
           <w:tcPr>
@@ -2257,7 +2257,7 @@
     </w:tbl>
     <w:p>
       <w:pPr>
-        <w:spacing w:after="29" w:before="0" w:line="312" w:lineRule="auto"/>
+        <w:spacing w:after="37" w:before="0" w:line="312" w:lineRule="auto"/>
         <w:jc w:val="left"/>
       </w:pPr>
       <w:r>
@@ -2270,7 +2270,7 @@
     </w:p>
     <w:p>
       <w:pPr>
-        <w:spacing w:after="0" w:before="43" w:line="312" w:lineRule="auto"/>
+        <w:spacing w:after="0" w:before="55" w:line="312" w:lineRule="auto"/>
         <w:jc w:val="left"/>
       </w:pPr>
       <w:r>
